--- a/spa/docx/021.content.docx
+++ b/spa/docx/021.content.docx
@@ -3109,7 +3109,7 @@
         <w:rPr>
           <w:lang w:val="es_ES" w:bidi="es_ES"/>
         </w:rPr>
-        <w:t>Algunos escritores eran considerados casi iguales al Faraón, mientras que otros se veían como menos importantes que él.</w:t>
+        <w:t>Algunos escritores eran considerados esencialmente iguales al Faraón, mientras que otros se veían como menos importantes que él.</w:t>
       </w:r>
     </w:p>
     <w:p>

--- a/spa/docx/021.content.docx
+++ b/spa/docx/021.content.docx
@@ -10935,46 +10935,7 @@
         <w:rPr>
           <w:lang w:val="es_ES" w:bidi="es_ES"/>
         </w:rPr>
-        <w:t xml:space="preserve">La ciudad que aparece en el Antiguo Testamento como No o No-Amón. No significa "ciudad" y es equivalente al egipcio </w:t>
-      </w:r>
-      <w:r>
-        <w:rPr>
-          <w:i/>
-          <w:lang w:val="es_ES" w:bidi="es_ES"/>
-        </w:rPr>
-        <w:t>Waset</w:t>
-      </w:r>
-      <w:r>
-        <w:rPr>
-          <w:lang w:val="es_ES" w:bidi="es_ES"/>
-        </w:rPr>
-        <w:t xml:space="preserve"> o al griego Tebas</w:t>
-      </w:r>
-      <w:r>
-        <w:rPr>
-          <w:i/>
-          <w:lang w:val="es_ES" w:bidi="es_ES"/>
-        </w:rPr>
-        <w:t>.</w:t>
-      </w:r>
-      <w:r>
-        <w:rPr>
-          <w:lang w:val="es_ES" w:bidi="es_ES"/>
-        </w:rPr>
-        <w:t xml:space="preserve"> </w:t>
-      </w:r>
-      <w:r>
-        <w:rPr>
-          <w:i/>
-          <w:lang w:val="es_ES" w:bidi="es_ES"/>
-        </w:rPr>
-        <w:t>No-Amón</w:t>
-      </w:r>
-      <w:r>
-        <w:rPr>
-          <w:lang w:val="es_ES" w:bidi="es_ES"/>
-        </w:rPr>
-        <w:t xml:space="preserve"> significa "ciudad de Amón". Tebas aparece solo en las Escrituras proféticas del Antiguo Testamento y únicamente en un contexto de juicio (</w:t>
+        <w:t>Ciudad llamada No o No-Amón en el Antiguo Testamento. El nombre “No” es la forma hebrea de una palabra egipcia que significa “ciudad”. Los egipcios llamaban a la ciudad Waset, mientras que los griegos la llamaban Tebas. No-Amon significa “ciudad de Amón”. Tebas aparece solo en las Escrituras proféticas del Antiguo Testamento y únicamente en un contexto de juicio (</w:t>
       </w:r>
       <w:r>
         <w:rPr>

--- a/spa/docx/021.content.docx
+++ b/spa/docx/021.content.docx
@@ -12536,7 +12536,19 @@
         <w:rPr>
           <w:lang w:val="es_ES" w:bidi="es_ES"/>
         </w:rPr>
-        <w:t>,16). El púrpura, siendo el tinte más caro, era el color distintivo de reyes y nobles. La primera convertida cristiana en Europa, Lidia, era una mujer de negocios que vendía la costosa tela púrpura (</w:t>
+        <w:t>,</w:t>
+      </w:r>
+      <w:r>
+        <w:rPr>
+          <w:lang w:val="es_ES" w:bidi="es_ES"/>
+        </w:rPr>
+        <w:t>16</w:t>
+      </w:r>
+      <w:r>
+        <w:rPr>
+          <w:lang w:val="es_ES" w:bidi="es_ES"/>
+        </w:rPr>
+        <w:t>). El púrpura, siendo el tinte más caro, era el color distintivo de reyes y nobles. La primera convertida cristiana en Europa, Lidia, era una mujer de negocios que vendía la costosa tela púrpura (</w:t>
       </w:r>
       <w:r>
         <w:rPr>
@@ -13761,7 +13773,7 @@
         <w:rPr>
           <w:lang w:val="es_ES" w:bidi="es_ES"/>
         </w:rPr>
-        <w:t>Ab 1:9</w:t>
+        <w:t>Ab 1:8–9</w:t>
       </w:r>
       <w:r>
         <w:rPr>
